--- a/Docs/RedDust_Engineering_Handbook_Layer2.docx
+++ b/Docs/RedDust_Engineering_Handbook_Layer2.docx
@@ -7067,7 +7067,13 @@
     </w:p>
     <w:p>
       <w:r>
-        <w:t>The dispatcher is the clean seam. Adding a new function means: write a handler, add one elif here, add one declaration in gemini_tools.py. audio_relay.py never changes.</w:t>
+        <w:t xml:space="preserve">The dispatcher is the clean seam. Adding a new function </w:t>
+      </w:r>
+      <w:r>
+        <w:t>means</w:t>
+      </w:r>
+      <w:r>
+        <w:t xml:space="preserve"> write a handler, add one elif here, add one declaration in gemini_tools.py. audio_relay.py never changes.</w:t>
       </w:r>
     </w:p>
     <w:p>
@@ -7262,13 +7268,34 @@
             </w:pPr>
             <w:r>
               <w:rPr>
+                <w:rFonts w:ascii="Segoe UI Symbol" w:hAnsi="Segoe UI Symbol" w:cs="Segoe UI Symbol"/>
                 <w:b/>
                 <w:bCs/>
                 <w:color w:val="C0392B"/>
                 <w:sz w:val="18"/>
                 <w:szCs w:val="18"/>
               </w:rPr>
-              <w:t xml:space="preserve">⚠  CRITICAL: </w:t>
+              <w:t>⚠</w:t>
+            </w:r>
+            <w:r>
+              <w:rPr>
+                <w:b/>
+                <w:bCs/>
+                <w:color w:val="C0392B"/>
+                <w:sz w:val="18"/>
+                <w:szCs w:val="18"/>
+              </w:rPr>
+              <w:t xml:space="preserve"> CRITICAL</w:t>
+            </w:r>
+            <w:r>
+              <w:rPr>
+                <w:b/>
+                <w:bCs/>
+                <w:color w:val="C0392B"/>
+                <w:sz w:val="18"/>
+                <w:szCs w:val="18"/>
+              </w:rPr>
+              <w:t xml:space="preserve">: </w:t>
             </w:r>
             <w:r>
               <w:rPr>
@@ -12427,7 +12454,7 @@
     </w:p>
     <w:p>
       <w:r>
-        <w:t>This is a high-severity data isolation bug. It was identified during architecture review (Step 38 of the master plan) and fixed before any handler was written.</w:t>
+        <w:t>This is a high-severity data isolation bug. It was identified during architecture review and fixed before any handler was written.</w:t>
       </w:r>
     </w:p>
     <w:p>
@@ -12477,13 +12504,34 @@
             </w:pPr>
             <w:r>
               <w:rPr>
+                <w:rFonts w:ascii="Segoe UI Symbol" w:hAnsi="Segoe UI Symbol" w:cs="Segoe UI Symbol"/>
                 <w:b/>
                 <w:bCs/>
                 <w:color w:val="C0392B"/>
                 <w:sz w:val="18"/>
                 <w:szCs w:val="18"/>
               </w:rPr>
-              <w:t xml:space="preserve">⚠  CRITICAL: </w:t>
+              <w:t>⚠</w:t>
+            </w:r>
+            <w:r>
+              <w:rPr>
+                <w:b/>
+                <w:bCs/>
+                <w:color w:val="C0392B"/>
+                <w:sz w:val="18"/>
+                <w:szCs w:val="18"/>
+              </w:rPr>
+              <w:t xml:space="preserve"> CRITICAL</w:t>
+            </w:r>
+            <w:r>
+              <w:rPr>
+                <w:b/>
+                <w:bCs/>
+                <w:color w:val="C0392B"/>
+                <w:sz w:val="18"/>
+                <w:szCs w:val="18"/>
+              </w:rPr>
+              <w:t xml:space="preserve">: </w:t>
             </w:r>
             <w:r>
               <w:rPr>
@@ -13946,13 +13994,24 @@
             </w:pPr>
             <w:r>
               <w:rPr>
+                <w:rFonts w:ascii="Segoe UI Symbol" w:hAnsi="Segoe UI Symbol" w:cs="Segoe UI Symbol"/>
                 <w:b/>
                 <w:bCs/>
                 <w:color w:val="C0392B"/>
                 <w:sz w:val="18"/>
                 <w:szCs w:val="18"/>
               </w:rPr>
-              <w:t xml:space="preserve">⚠  CRITICAL: </w:t>
+              <w:t>⚠</w:t>
+            </w:r>
+            <w:r>
+              <w:rPr>
+                <w:b/>
+                <w:bCs/>
+                <w:color w:val="C0392B"/>
+                <w:sz w:val="18"/>
+                <w:szCs w:val="18"/>
+              </w:rPr>
+              <w:t xml:space="preserve"> CRITICAL: </w:t>
             </w:r>
             <w:r>
               <w:rPr>
